--- a/scripts/05_remove_tables_figures_footnotes/template.docx
+++ b/scripts/05_remove_tables_figures_footnotes/template.docx
@@ -1,50 +1,33 @@
 
 <file path=word/document.xml><?xml version="1.0" encoding="utf-8"?>
-<w:document xmlns:wpc="http://schemas.microsoft.com/office/word/2010/wordprocessingCanvas" xmlns:cx="http://schemas.microsoft.com/office/drawing/2014/chartex" xmlns:cx1="http://schemas.microsoft.com/office/drawing/2015/9/8/chartex" xmlns:cx2="http://schemas.microsoft.com/office/drawing/2015/10/21/chartex" xmlns:cx3="http://schemas.microsoft.com/office/drawing/2016/5/9/chartex" xmlns:cx4="http://schemas.microsoft.com/office/drawing/2016/5/10/chartex" xmlns:cx5="http://schemas.microsoft.com/office/drawing/2016/5/11/chartex" xmlns:cx6="http://schemas.microsoft.com/office/drawing/2016/5/12/chartex" xmlns:cx7="http://schemas.microsoft.com/office/drawing/2016/5/13/chartex" xmlns:cx8="http://schemas.microsoft.com/office/drawing/2016/5/14/chartex" xmlns:mc="http://schemas.openxmlformats.org/markup-compatibility/2006" xmlns:aink="http://schemas.microsoft.com/office/drawing/2016/ink" xmlns:am3d="http://schemas.microsoft.com/office/drawing/2017/model3d" xmlns:o="urn:schemas-microsoft-com:office:office" xmlns:oel="http://schemas.microsoft.com/office/2019/extlst" xmlns:r="http://schemas.openxmlformats.org/officeDocument/2006/relationships" xmlns:m="http://schemas.openxmlformats.org/officeDocument/2006/math" xmlns:v="urn:schemas-microsoft-com:vml" xmlns:wp14="http://schemas.microsoft.com/office/word/2010/wordprocessingDrawing" xmlns:wp="http://schemas.openxmlformats.org/drawingml/2006/wordprocessingDrawing" xmlns:w10="urn:schemas-microsoft-com:office:word" xmlns:w="http://schemas.openxmlformats.org/wordprocessingml/2006/main" xmlns:w14="http://schemas.microsoft.com/office/word/2010/wordml" xmlns:w15="http://schemas.microsoft.com/office/word/2012/wordml" xmlns:w16cex="http://schemas.microsoft.com/office/word/2018/wordml/cex" xmlns:w16cid="http://schemas.microsoft.com/office/word/2016/wordml/cid" xmlns:w16="http://schemas.microsoft.com/office/word/2018/wordml" xmlns:w16du="http://schemas.microsoft.com/office/word/2023/wordml/word16du" xmlns:w16sdtdh="http://schemas.microsoft.com/office/word/2020/wordml/sdtdatahash" xmlns:w16se="http://schemas.microsoft.com/office/word/2015/wordml/symex" xmlns:wpg="http://schemas.microsoft.com/office/word/2010/wordprocessingGroup" xmlns:wpi="http://schemas.microsoft.com/office/word/2010/wordprocessingInk" xmlns:wne="http://schemas.microsoft.com/office/word/2006/wordml" xmlns:wps="http://schemas.microsoft.com/office/word/2010/wordprocessingShape" mc:Ignorable="w14 w15 w16se w16cid w16 w16cex w16sdtdh w16du wp14">
+<w:document xmlns:wpc="http://schemas.microsoft.com/office/word/2010/wordprocessingCanvas" xmlns:cx="http://schemas.microsoft.com/office/drawing/2014/chartex" xmlns:cx1="http://schemas.microsoft.com/office/drawing/2015/9/8/chartex" xmlns:cx2="http://schemas.microsoft.com/office/drawing/2015/10/21/chartex" xmlns:cx3="http://schemas.microsoft.com/office/drawing/2016/5/9/chartex" xmlns:cx4="http://schemas.microsoft.com/office/drawing/2016/5/10/chartex" xmlns:cx5="http://schemas.microsoft.com/office/drawing/2016/5/11/chartex" xmlns:cx6="http://schemas.microsoft.com/office/drawing/2016/5/12/chartex" xmlns:cx7="http://schemas.microsoft.com/office/drawing/2016/5/13/chartex" xmlns:cx8="http://schemas.microsoft.com/office/drawing/2016/5/14/chartex" xmlns:mc="http://schemas.openxmlformats.org/markup-compatibility/2006" xmlns:aink="http://schemas.microsoft.com/office/drawing/2016/ink" xmlns:am3d="http://schemas.microsoft.com/office/drawing/2017/model3d" xmlns:o="urn:schemas-microsoft-com:office:office" xmlns:oel="http://schemas.microsoft.com/office/2019/extlst" xmlns:r="http://schemas.openxmlformats.org/officeDocument/2006/relationships" xmlns:m="http://schemas.openxmlformats.org/officeDocument/2006/math" xmlns:v="urn:schemas-microsoft-com:vml" xmlns:wp14="http://schemas.microsoft.com/office/word/2010/wordprocessingDrawing" xmlns:wp="http://schemas.openxmlformats.org/drawingml/2006/wordprocessingDrawing" xmlns:w10="urn:schemas-microsoft-com:office:word" xmlns:w="http://schemas.openxmlformats.org/wordprocessingml/2006/main" xmlns:w14="http://schemas.microsoft.com/office/word/2010/wordml" xmlns:w15="http://schemas.microsoft.com/office/word/2012/wordml" xmlns:w16cex="http://schemas.microsoft.com/office/word/2018/wordml/cex" xmlns:w16cid="http://schemas.microsoft.com/office/word/2016/wordml/cid" xmlns:w16="http://schemas.microsoft.com/office/word/2018/wordml" xmlns:w16du="http://schemas.microsoft.com/office/word/2023/wordml/word16du" xmlns:w16sdtdh="http://schemas.microsoft.com/office/word/2020/wordml/sdtdatahash" xmlns:w16sdtfl="http://schemas.microsoft.com/office/word/2024/wordml/sdtformatlock" xmlns:w16se="http://schemas.microsoft.com/office/word/2015/wordml/symex" xmlns:wpg="http://schemas.microsoft.com/office/word/2010/wordprocessingGroup" xmlns:wpi="http://schemas.microsoft.com/office/word/2010/wordprocessingInk" xmlns:wne="http://schemas.microsoft.com/office/word/2006/wordml" xmlns:wps="http://schemas.microsoft.com/office/word/2010/wordprocessingShape" mc:Ignorable="w14 w15 w16se w16cid w16 w16cex w16sdtdh w16sdtfl w16du wp14">
   <w:body>
     <w:p>
       <w:pPr>
         <w:pStyle w:val="Caption"/>
+        <w:keepNext/>
       </w:pPr>
       <w:r>
         <w:t xml:space="preserve">Table </w:t>
       </w:r>
-      <w:r>
-        <w:fldChar w:fldCharType="begin"/>
-      </w:r>
-      <w:r>
-        <w:instrText xml:space="preserve"> SEQ Table \* ARABIC </w:instrText>
-      </w:r>
-      <w:r>
-        <w:fldChar w:fldCharType="separate"/>
-      </w:r>
-      <w:r>
-        <w:rPr>
-          <w:noProof/>
-        </w:rPr>
-        <w:t>1</w:t>
-      </w:r>
-      <w:r>
-        <w:rPr>
-          <w:noProof/>
-        </w:rPr>
-        <w:fldChar w:fldCharType="end"/>
-      </w:r>
+      <w:fldSimple w:instr=" SEQ Table \* ARABIC ">
+        <w:r>
+          <w:rPr>
+            <w:noProof/>
+          </w:rPr>
+          <w:t>1</w:t>
+        </w:r>
+      </w:fldSimple>
       <w:r>
         <w:t>: Pharmacokinetic Parameters of Theophylline</w:t>
       </w:r>
     </w:p>
     <w:p>
+      <w:pPr>
+        <w:keepNext/>
+      </w:pPr>
       <w:r>
-        <w:t>{</w:t>
-      </w:r>
-      <w:proofErr w:type="spellStart"/>
-      <w:r>
-        <w:t>rpfy</w:t>
-      </w:r>
-      <w:proofErr w:type="spellEnd"/>
-      <w:r>
-        <w:t>}:theoph-pk-parameters.csv</w:t>
+        <w:t>{rpfy}:theoph-pk-parameters.csv</w:t>
       </w:r>
     </w:p>
     <w:tbl>
@@ -52,13 +35,14 @@
         <w:tblW w:w="5000" w:type="pct"/>
         <w:jc w:val="center"/>
         <w:tblLook w:val="0420" w:firstRow="1" w:lastRow="0" w:firstColumn="0" w:lastColumn="0" w:noHBand="0" w:noVBand="1"/>
+        <w:tblDescription w:val="{rpfy}:theoph-pk-parameters.csv"/>
       </w:tblPr>
       <w:tblGrid>
-        <w:gridCol w:w="2114"/>
-        <w:gridCol w:w="1664"/>
-        <w:gridCol w:w="1568"/>
-        <w:gridCol w:w="2590"/>
-        <w:gridCol w:w="1404"/>
+        <w:gridCol w:w="1989"/>
+        <w:gridCol w:w="1631"/>
+        <w:gridCol w:w="1587"/>
+        <w:gridCol w:w="2436"/>
+        <w:gridCol w:w="1697"/>
       </w:tblGrid>
       <w:tr>
         <w:trPr>
@@ -136,7 +120,6 @@
               <w:spacing w:before="20" w:after="20"/>
               <w:ind w:left="100" w:right="100"/>
             </w:pPr>
-            <w:proofErr w:type="spellStart"/>
             <w:r>
               <w:rPr>
                 <w:rFonts w:ascii="Arial Narrow" w:eastAsia="Arial Narrow" w:hAnsi="Arial Narrow" w:cs="Arial Narrow"/>
@@ -145,41 +128,39 @@
                 <w:sz w:val="20"/>
                 <w:szCs w:val="20"/>
               </w:rPr>
-              <w:t>cmax</w:t>
-            </w:r>
-            <w:proofErr w:type="spellEnd"/>
-          </w:p>
-        </w:tc>
-        <w:tc>
-          <w:tcPr>
-            <w:tcW w:w="0" w:type="auto"/>
-            <w:tcBorders>
-              <w:top w:val="single" w:sz="8" w:space="0" w:color="000000"/>
-              <w:left w:val="single" w:sz="8" w:space="0" w:color="000000"/>
-              <w:bottom w:val="single" w:sz="8" w:space="0" w:color="000000"/>
-              <w:right w:val="single" w:sz="8" w:space="0" w:color="000000"/>
-            </w:tcBorders>
-            <w:shd w:val="clear" w:color="auto" w:fill="FFFFFF"/>
-            <w:tcMar>
-              <w:top w:w="0" w:type="dxa"/>
-              <w:left w:w="0" w:type="dxa"/>
-              <w:bottom w:w="0" w:type="dxa"/>
-              <w:right w:w="0" w:type="dxa"/>
-            </w:tcMar>
-            <w:vAlign w:val="center"/>
-          </w:tcPr>
-          <w:p>
-            <w:pPr>
-              <w:pBdr>
-                <w:top w:val="none" w:sz="0" w:space="0" w:color="000000"/>
-                <w:left w:val="none" w:sz="0" w:space="0" w:color="000000"/>
-                <w:bottom w:val="none" w:sz="0" w:space="0" w:color="000000"/>
-                <w:right w:val="none" w:sz="0" w:space="0" w:color="000000"/>
-              </w:pBdr>
-              <w:spacing w:before="20" w:after="20"/>
-              <w:ind w:left="100" w:right="100"/>
-            </w:pPr>
-            <w:proofErr w:type="spellStart"/>
+              <w:t>Cmax</w:t>
+            </w:r>
+          </w:p>
+        </w:tc>
+        <w:tc>
+          <w:tcPr>
+            <w:tcW w:w="0" w:type="auto"/>
+            <w:tcBorders>
+              <w:top w:val="single" w:sz="8" w:space="0" w:color="000000"/>
+              <w:left w:val="single" w:sz="8" w:space="0" w:color="000000"/>
+              <w:bottom w:val="single" w:sz="8" w:space="0" w:color="000000"/>
+              <w:right w:val="single" w:sz="8" w:space="0" w:color="000000"/>
+            </w:tcBorders>
+            <w:shd w:val="clear" w:color="auto" w:fill="FFFFFF"/>
+            <w:tcMar>
+              <w:top w:w="0" w:type="dxa"/>
+              <w:left w:w="0" w:type="dxa"/>
+              <w:bottom w:w="0" w:type="dxa"/>
+              <w:right w:w="0" w:type="dxa"/>
+            </w:tcMar>
+            <w:vAlign w:val="center"/>
+          </w:tcPr>
+          <w:p>
+            <w:pPr>
+              <w:pBdr>
+                <w:top w:val="none" w:sz="0" w:space="0" w:color="000000"/>
+                <w:left w:val="none" w:sz="0" w:space="0" w:color="000000"/>
+                <w:bottom w:val="none" w:sz="0" w:space="0" w:color="000000"/>
+                <w:right w:val="none" w:sz="0" w:space="0" w:color="000000"/>
+              </w:pBdr>
+              <w:spacing w:before="20" w:after="20"/>
+              <w:ind w:left="100" w:right="100"/>
+            </w:pPr>
             <w:r>
               <w:rPr>
                 <w:rFonts w:ascii="Arial Narrow" w:eastAsia="Arial Narrow" w:hAnsi="Arial Narrow" w:cs="Arial Narrow"/>
@@ -188,41 +169,39 @@
                 <w:sz w:val="20"/>
                 <w:szCs w:val="20"/>
               </w:rPr>
-              <w:t>tmax</w:t>
-            </w:r>
-            <w:proofErr w:type="spellEnd"/>
-          </w:p>
-        </w:tc>
-        <w:tc>
-          <w:tcPr>
-            <w:tcW w:w="0" w:type="auto"/>
-            <w:tcBorders>
-              <w:top w:val="single" w:sz="8" w:space="0" w:color="000000"/>
-              <w:left w:val="single" w:sz="8" w:space="0" w:color="000000"/>
-              <w:bottom w:val="single" w:sz="8" w:space="0" w:color="000000"/>
-              <w:right w:val="single" w:sz="8" w:space="0" w:color="000000"/>
-            </w:tcBorders>
-            <w:shd w:val="clear" w:color="auto" w:fill="FFFFFF"/>
-            <w:tcMar>
-              <w:top w:w="0" w:type="dxa"/>
-              <w:left w:w="0" w:type="dxa"/>
-              <w:bottom w:w="0" w:type="dxa"/>
-              <w:right w:w="0" w:type="dxa"/>
-            </w:tcMar>
-            <w:vAlign w:val="center"/>
-          </w:tcPr>
-          <w:p>
-            <w:pPr>
-              <w:pBdr>
-                <w:top w:val="none" w:sz="0" w:space="0" w:color="000000"/>
-                <w:left w:val="none" w:sz="0" w:space="0" w:color="000000"/>
-                <w:bottom w:val="none" w:sz="0" w:space="0" w:color="000000"/>
-                <w:right w:val="none" w:sz="0" w:space="0" w:color="000000"/>
-              </w:pBdr>
-              <w:spacing w:before="20" w:after="20"/>
-              <w:ind w:left="100" w:right="100"/>
-            </w:pPr>
-            <w:proofErr w:type="spellStart"/>
+              <w:t>Tmax</w:t>
+            </w:r>
+          </w:p>
+        </w:tc>
+        <w:tc>
+          <w:tcPr>
+            <w:tcW w:w="0" w:type="auto"/>
+            <w:tcBorders>
+              <w:top w:val="single" w:sz="8" w:space="0" w:color="000000"/>
+              <w:left w:val="single" w:sz="8" w:space="0" w:color="000000"/>
+              <w:bottom w:val="single" w:sz="8" w:space="0" w:color="000000"/>
+              <w:right w:val="single" w:sz="8" w:space="0" w:color="000000"/>
+            </w:tcBorders>
+            <w:shd w:val="clear" w:color="auto" w:fill="FFFFFF"/>
+            <w:tcMar>
+              <w:top w:w="0" w:type="dxa"/>
+              <w:left w:w="0" w:type="dxa"/>
+              <w:bottom w:w="0" w:type="dxa"/>
+              <w:right w:w="0" w:type="dxa"/>
+            </w:tcMar>
+            <w:vAlign w:val="center"/>
+          </w:tcPr>
+          <w:p>
+            <w:pPr>
+              <w:pBdr>
+                <w:top w:val="none" w:sz="0" w:space="0" w:color="000000"/>
+                <w:left w:val="none" w:sz="0" w:space="0" w:color="000000"/>
+                <w:bottom w:val="none" w:sz="0" w:space="0" w:color="000000"/>
+                <w:right w:val="none" w:sz="0" w:space="0" w:color="000000"/>
+              </w:pBdr>
+              <w:spacing w:before="20" w:after="20"/>
+              <w:ind w:left="100" w:right="100"/>
+            </w:pPr>
             <w:r>
               <w:rPr>
                 <w:rFonts w:ascii="Arial Narrow" w:eastAsia="Arial Narrow" w:hAnsi="Arial Narrow" w:cs="Arial Narrow"/>
@@ -231,41 +210,39 @@
                 <w:sz w:val="20"/>
                 <w:szCs w:val="20"/>
               </w:rPr>
-              <w:t>auc</w:t>
-            </w:r>
-            <w:proofErr w:type="spellEnd"/>
-          </w:p>
-        </w:tc>
-        <w:tc>
-          <w:tcPr>
-            <w:tcW w:w="0" w:type="auto"/>
-            <w:tcBorders>
-              <w:top w:val="single" w:sz="8" w:space="0" w:color="000000"/>
-              <w:left w:val="single" w:sz="8" w:space="0" w:color="000000"/>
-              <w:bottom w:val="single" w:sz="8" w:space="0" w:color="000000"/>
-              <w:right w:val="single" w:sz="8" w:space="0" w:color="000000"/>
-            </w:tcBorders>
-            <w:shd w:val="clear" w:color="auto" w:fill="FFFFFF"/>
-            <w:tcMar>
-              <w:top w:w="0" w:type="dxa"/>
-              <w:left w:w="0" w:type="dxa"/>
-              <w:bottom w:w="0" w:type="dxa"/>
-              <w:right w:w="0" w:type="dxa"/>
-            </w:tcMar>
-            <w:vAlign w:val="center"/>
-          </w:tcPr>
-          <w:p>
-            <w:pPr>
-              <w:pBdr>
-                <w:top w:val="none" w:sz="0" w:space="0" w:color="000000"/>
-                <w:left w:val="none" w:sz="0" w:space="0" w:color="000000"/>
-                <w:bottom w:val="none" w:sz="0" w:space="0" w:color="000000"/>
-                <w:right w:val="none" w:sz="0" w:space="0" w:color="000000"/>
-              </w:pBdr>
-              <w:spacing w:before="20" w:after="20"/>
-              <w:ind w:left="100" w:right="100"/>
-            </w:pPr>
-            <w:proofErr w:type="spellStart"/>
+              <w:t>AUC</w:t>
+            </w:r>
+          </w:p>
+        </w:tc>
+        <w:tc>
+          <w:tcPr>
+            <w:tcW w:w="0" w:type="auto"/>
+            <w:tcBorders>
+              <w:top w:val="single" w:sz="8" w:space="0" w:color="000000"/>
+              <w:left w:val="single" w:sz="8" w:space="0" w:color="000000"/>
+              <w:bottom w:val="single" w:sz="8" w:space="0" w:color="000000"/>
+              <w:right w:val="single" w:sz="8" w:space="0" w:color="000000"/>
+            </w:tcBorders>
+            <w:shd w:val="clear" w:color="auto" w:fill="FFFFFF"/>
+            <w:tcMar>
+              <w:top w:w="0" w:type="dxa"/>
+              <w:left w:w="0" w:type="dxa"/>
+              <w:bottom w:w="0" w:type="dxa"/>
+              <w:right w:w="0" w:type="dxa"/>
+            </w:tcMar>
+            <w:vAlign w:val="center"/>
+          </w:tcPr>
+          <w:p>
+            <w:pPr>
+              <w:pBdr>
+                <w:top w:val="none" w:sz="0" w:space="0" w:color="000000"/>
+                <w:left w:val="none" w:sz="0" w:space="0" w:color="000000"/>
+                <w:bottom w:val="none" w:sz="0" w:space="0" w:color="000000"/>
+                <w:right w:val="none" w:sz="0" w:space="0" w:color="000000"/>
+              </w:pBdr>
+              <w:spacing w:before="20" w:after="20"/>
+              <w:ind w:left="100" w:right="100"/>
+            </w:pPr>
             <w:r>
               <w:rPr>
                 <w:rFonts w:ascii="Arial Narrow" w:eastAsia="Arial Narrow" w:hAnsi="Arial Narrow" w:cs="Arial Narrow"/>
@@ -274,9 +251,8 @@
                 <w:sz w:val="20"/>
                 <w:szCs w:val="20"/>
               </w:rPr>
-              <w:t>wt</w:t>
-            </w:r>
-            <w:proofErr w:type="spellEnd"/>
+              <w:t>WTBL</w:t>
+            </w:r>
           </w:p>
         </w:tc>
       </w:tr>
@@ -2760,7 +2736,7 @@
           <w:rFonts w:ascii="Arial Narrow"/>
           <w:sz w:val="20"/>
         </w:rPr>
-        <w:t>[Source: /cluster-data/user-homes/jacob/projects_internal/reportifyr_examples/scripts/01_analysis/analysis.R FILE NOT TRACKED BY GIT]</w:t>
+        <w:t>[Source: scripts/01_analysis/analysis.R 2025-04-30 16:27:12]</w:t>
       </w:r>
       <w:r>
         <w:br/>
@@ -2770,7 +2746,7 @@
           <w:rFonts w:ascii="Arial Narrow"/>
           <w:sz w:val="20"/>
         </w:rPr>
-        <w:t>Notes: The table presents the summary of a simple pharmacokinetic parameter calculation. AUC was calculated using linear trapezoidal integration for ascending and non-loggable segments and log-linear trapezoidal integration for descending segments.</w:t>
+        <w:t xml:space="preserve">Notes: The table presents the summary of a simple pharmacokinetic parameter calculation. AUC was calculated using linear trapezoidal integration for ascending and non-loggable segments and log-linear trapezoidal integration for descending segments. </w:t>
       </w:r>
       <w:r>
         <w:br/>
@@ -2780,7 +2756,37 @@
           <w:rFonts w:ascii="Arial Narrow"/>
           <w:sz w:val="20"/>
         </w:rPr>
-        <w:t>Abbreviations: AUC: Area under the curve. CMAX: maximum concentration. TMAX: time to maximum concentration. WT: weight. </w:t>
+        <w:t>Abbreviations: AUC: area under the curve. C</w:t>
+      </w:r>
+      <w:r>
+        <w:rPr>
+          <w:rFonts w:ascii="Arial Narrow"/>
+          <w:sz w:val="20"/>
+          <w:vertAlign w:val="subscript"/>
+        </w:rPr>
+        <w:t>max</w:t>
+      </w:r>
+      <w:r>
+        <w:rPr>
+          <w:rFonts w:ascii="Arial Narrow"/>
+          <w:sz w:val="20"/>
+        </w:rPr>
+        <w:t>: peak (maximum) concentration. T</w:t>
+      </w:r>
+      <w:r>
+        <w:rPr>
+          <w:rFonts w:ascii="Arial Narrow"/>
+          <w:sz w:val="20"/>
+          <w:vertAlign w:val="subscript"/>
+        </w:rPr>
+        <w:t>max</w:t>
+      </w:r>
+      <w:r>
+        <w:rPr>
+          <w:rFonts w:ascii="Arial Narrow"/>
+          <w:sz w:val="20"/>
+        </w:rPr>
+        <w:t xml:space="preserve">: time of maximum concentration. WTBL: baseline weight. </w:t>
       </w:r>
       <w:bookmarkEnd w:id="1"/>
     </w:p>
@@ -2788,59 +2794,47 @@
     <w:p>
       <w:pPr>
         <w:pStyle w:val="Caption"/>
+        <w:keepNext/>
       </w:pPr>
       <w:r>
         <w:t xml:space="preserve">Figure </w:t>
       </w:r>
-      <w:r>
-        <w:fldChar w:fldCharType="begin"/>
-      </w:r>
-      <w:r>
-        <w:instrText xml:space="preserve"> SEQ Figure \* ARABIC </w:instrText>
-      </w:r>
-      <w:r>
-        <w:fldChar w:fldCharType="separate"/>
-      </w:r>
-      <w:r>
-        <w:rPr>
-          <w:noProof/>
-        </w:rPr>
-        <w:t>1</w:t>
-      </w:r>
-      <w:r>
-        <w:rPr>
-          <w:noProof/>
-        </w:rPr>
-        <w:fldChar w:fldCharType="end"/>
-      </w:r>
+      <w:fldSimple w:instr=" SEQ Figure \* ARABIC ">
+        <w:r>
+          <w:rPr>
+            <w:noProof/>
+          </w:rPr>
+          <w:t>1</w:t>
+        </w:r>
+      </w:fldSimple>
       <w:r>
         <w:t>: Linear Regression of AUC and Subject Weight</w:t>
       </w:r>
     </w:p>
     <w:p>
+      <w:pPr>
+        <w:keepNext/>
+      </w:pPr>
       <w:r>
-        <w:t>{</w:t>
-      </w:r>
-      <w:proofErr w:type="spellStart"/>
-      <w:r>
-        <w:t>rpfy</w:t>
-      </w:r>
-      <w:proofErr w:type="spellEnd"/>
-      <w:r>
-        <w:t>}:</w:t>
+        <w:t>{rpfy}:</w:t>
       </w:r>
       <w:r>
-        <w:t xml:space="preserve"> theoph-pk-exposure.png</w:t>
+        <w:t>theoph-pk-exposure.png</w:t>
       </w:r>
+    </w:p>
+    <w:p>
+      <w:pPr>
+        <w:jc w:val="center"/>
+      </w:pPr>
       <w:r>
         <w:rPr>
           <w:noProof/>
         </w:rPr>
         <w:drawing>
-          <wp:inline distT="0" distB="0" distL="0" distR="0" wp14:anchorId="7179B5FE" wp14:editId="0E16D443">
+          <wp:inline distT="0" distB="0" distL="0" distR="0" wp14:anchorId="5650CF3A" wp14:editId="752AB717">
             <wp:extent cx="5486400" cy="3657600"/>
             <wp:effectExtent l="0" t="0" r="0" b="0"/>
-            <wp:docPr id="1" name="Picture 1" descr="A graph of a line and a blue line&#10;&#10;Description automatically generated"/>
+            <wp:docPr id="1" name="Picture 1" descr="{rpfy}:theoph-pk-exposure.png"/>
             <wp:cNvGraphicFramePr>
               <a:graphicFrameLocks xmlns:a="http://schemas.openxmlformats.org/drawingml/2006/main" noChangeAspect="1"/>
             </wp:cNvGraphicFramePr>
@@ -2848,11 +2842,11 @@
               <a:graphicData uri="http://schemas.openxmlformats.org/drawingml/2006/picture">
                 <pic:pic xmlns:pic="http://schemas.openxmlformats.org/drawingml/2006/picture">
                   <pic:nvPicPr>
-                    <pic:cNvPr id="1" name="Picture 1" descr="A graph of a line and a blue line&#10;&#10;Description automatically generated"/>
+                    <pic:cNvPr id="0" name="theoph-pk-exposure.png"/>
                     <pic:cNvPicPr/>
                   </pic:nvPicPr>
                   <pic:blipFill>
-                    <a:blip r:embed="rId4"/>
+                    <a:blip r:embed="rId5"/>
                     <a:stretch>
                       <a:fillRect/>
                     </a:stretch>
@@ -2880,7 +2874,7 @@
           <w:rFonts w:ascii="Arial Narrow"/>
           <w:sz w:val="20"/>
         </w:rPr>
-        <w:t>[Source: /cluster-data/user-homes/jacob/projects_internal/reportifyr_examples/scripts/01_analysis/analysis.R FILE NOT TRACKED BY GIT]</w:t>
+        <w:t>[Source: scripts/01_analysis/analysis.R 2025-04-30 16:27:12]</w:t>
       </w:r>
       <w:r>
         <w:br/>
@@ -2890,7 +2884,7 @@
           <w:rFonts w:ascii="Arial Narrow"/>
           <w:sz w:val="20"/>
         </w:rPr>
-        <w:t>Notes: The plot shows a linear regression model, where the dots represent the observed data points and the line represents the fitted linear regression line. AUC was calculated using linear trapezoidal integration for ascending and non-loggable segments and log-linear trapezoidal integration for descending segments.</w:t>
+        <w:t xml:space="preserve">Notes: The plot shows a linear regression model, where the dots represent the observed data points and the line represents the fitted linear regression line. AUC was calculated using linear trapezoidal integration for ascending and non-loggable segments and log-linear trapezoidal integration for descending segments. </w:t>
       </w:r>
       <w:r>
         <w:br/>
@@ -2900,12 +2894,165 @@
           <w:rFonts w:ascii="Arial Narrow"/>
           <w:sz w:val="20"/>
         </w:rPr>
-        <w:t>Abbreviations: AUC: Area under the curve. </w:t>
+        <w:t xml:space="preserve">Abbreviations: AUC: area under the curve. WTBL: baseline weight. </w:t>
       </w:r>
       <w:bookmarkEnd w:id="4"/>
     </w:p>
     <w:p/>
+    <w:p>
+      <w:pPr>
+        <w:pStyle w:val="Caption"/>
+        <w:keepNext/>
+      </w:pPr>
+      <w:r>
+        <w:lastRenderedPageBreak/>
+        <w:t xml:space="preserve">Figure </w:t>
+      </w:r>
+      <w:r>
+        <w:fldChar w:fldCharType="begin"/>
+      </w:r>
+      <w:r>
+        <w:instrText xml:space="preserve"> SEQ Figure \* ARABIC </w:instrText>
+      </w:r>
+      <w:r>
+        <w:fldChar w:fldCharType="separate"/>
+      </w:r>
+      <w:r>
+        <w:rPr>
+          <w:noProof/>
+        </w:rPr>
+        <w:t>2</w:t>
+      </w:r>
+      <w:r>
+        <w:rPr>
+          <w:noProof/>
+        </w:rPr>
+        <w:fldChar w:fldCharType="end"/>
+      </w:r>
+      <w:r>
+        <w:t xml:space="preserve">: </w:t>
+      </w:r>
+      <w:r>
+        <w:t>Observed Theophylline Concentration–Time Profiles</w:t>
+      </w:r>
+    </w:p>
+    <w:p>
+      <w:pPr>
+        <w:keepNext/>
+      </w:pPr>
+      <w:r>
+        <w:t>{rpfy}:theoph-pk-conc.png</w:t>
+      </w:r>
+    </w:p>
+    <w:p>
+      <w:pPr>
+        <w:jc w:val="center"/>
+      </w:pPr>
+      <w:r>
+        <w:rPr>
+          <w:noProof/>
+        </w:rPr>
+        <w:drawing>
+          <wp:inline distT="0" distB="0" distL="0" distR="0" wp14:anchorId="2AA9F207" wp14:editId="54B6CC1C">
+            <wp:extent cx="5486400" cy="3657600"/>
+            <wp:effectExtent l="0" t="0" r="0" b="0"/>
+            <wp:docPr id="1258727019" name="Picture 1258727019" descr="{rpfy}:theoph-pk-conc.png"/>
+            <wp:cNvGraphicFramePr>
+              <a:graphicFrameLocks xmlns:a="http://schemas.openxmlformats.org/drawingml/2006/main" noChangeAspect="1"/>
+            </wp:cNvGraphicFramePr>
+            <a:graphic xmlns:a="http://schemas.openxmlformats.org/drawingml/2006/main">
+              <a:graphicData uri="http://schemas.openxmlformats.org/drawingml/2006/picture">
+                <pic:pic xmlns:pic="http://schemas.openxmlformats.org/drawingml/2006/picture">
+                  <pic:nvPicPr>
+                    <pic:cNvPr id="0" name="theoph-pk-conc.png"/>
+                    <pic:cNvPicPr/>
+                  </pic:nvPicPr>
+                  <pic:blipFill>
+                    <a:blip r:embed="rId6"/>
+                    <a:stretch>
+                      <a:fillRect/>
+                    </a:stretch>
+                  </pic:blipFill>
+                  <pic:spPr>
+                    <a:xfrm>
+                      <a:off x="0" y="0"/>
+                      <a:ext cx="5486400" cy="3657600"/>
+                    </a:xfrm>
+                    <a:prstGeom prst="rect">
+                      <a:avLst/>
+                    </a:prstGeom>
+                  </pic:spPr>
+                </pic:pic>
+              </a:graphicData>
+            </a:graphic>
+          </wp:inline>
+        </w:drawing>
+      </w:r>
+    </w:p>
+    <w:p>
+      <w:bookmarkStart w:id="8" w:name="fp_theoph-pk-conc.png"/>
+      <w:r>
+        <w:rPr>
+          <w:rFonts w:ascii="Arial Narrow"/>
+          <w:sz w:val="20"/>
+        </w:rPr>
+        <w:t>[Source: scripts/01_analysis/analysis.R 2025-04-30 16:27:12]</w:t>
+      </w:r>
+      <w:r>
+        <w:br/>
+      </w:r>
+      <w:r>
+        <w:rPr>
+          <w:rFonts w:ascii="Arial Narrow"/>
+          <w:sz w:val="20"/>
+        </w:rPr>
+        <w:t xml:space="preserve">Notes: This plot shows individual concentration-time trajectories for subjects in the study. The x-axis represents time (hours) and the y-axis shows drug concentration (ng/mL). Each line corresponds to a subject's concentration profile, illustrating variability in pharmacokinetics across the population. Key points like peak concentration (Cmax) and time to peak (Tmax) can be identified visually. No aggregation or smoothing has been applied, preserving the raw individual data. Each colored line represents the observed concentration–time profile for a specific subject identifier. </w:t>
+      </w:r>
+      <w:r>
+        <w:br/>
+      </w:r>
+      <w:r>
+        <w:rPr>
+          <w:rFonts w:ascii="Arial Narrow"/>
+          <w:sz w:val="20"/>
+        </w:rPr>
+        <w:t>Abbreviations: C</w:t>
+      </w:r>
+      <w:r>
+        <w:rPr>
+          <w:rFonts w:ascii="Arial Narrow"/>
+          <w:sz w:val="20"/>
+          <w:vertAlign w:val="subscript"/>
+        </w:rPr>
+        <w:t>max</w:t>
+      </w:r>
+      <w:r>
+        <w:rPr>
+          <w:rFonts w:ascii="Arial Narrow"/>
+          <w:sz w:val="20"/>
+        </w:rPr>
+        <w:t>: peak (maximum) concentration. T</w:t>
+      </w:r>
+      <w:r>
+        <w:rPr>
+          <w:rFonts w:ascii="Arial Narrow"/>
+          <w:sz w:val="20"/>
+          <w:vertAlign w:val="subscript"/>
+        </w:rPr>
+        <w:t>max</w:t>
+      </w:r>
+      <w:r>
+        <w:rPr>
+          <w:rFonts w:ascii="Arial Narrow"/>
+          <w:sz w:val="20"/>
+        </w:rPr>
+        <w:t xml:space="preserve">: time of maximum concentration. </w:t>
+      </w:r>
+      <w:bookmarkEnd w:id="8"/>
+    </w:p>
+    <w:p/>
     <w:sectPr>
+      <w:type w:val="continuous"/>
       <w:pgSz w:w="12240" w:h="15840"/>
       <w:pgMar w:top="1440" w:right="1440" w:bottom="1440" w:left="1440" w:header="720" w:footer="720" w:gutter="0"/>
       <w:cols w:space="720"/>
@@ -2916,7 +3063,7 @@
 </file>
 
 <file path=word/styles.xml><?xml version="1.0" encoding="utf-8"?>
-<w:styles xmlns:mc="http://schemas.openxmlformats.org/markup-compatibility/2006" xmlns:r="http://schemas.openxmlformats.org/officeDocument/2006/relationships" xmlns:w="http://schemas.openxmlformats.org/wordprocessingml/2006/main" xmlns:w14="http://schemas.microsoft.com/office/word/2010/wordml" xmlns:w15="http://schemas.microsoft.com/office/word/2012/wordml" xmlns:w16cex="http://schemas.microsoft.com/office/word/2018/wordml/cex" xmlns:w16cid="http://schemas.microsoft.com/office/word/2016/wordml/cid" xmlns:w16="http://schemas.microsoft.com/office/word/2018/wordml" xmlns:w16du="http://schemas.microsoft.com/office/word/2023/wordml/word16du" xmlns:w16sdtdh="http://schemas.microsoft.com/office/word/2020/wordml/sdtdatahash" xmlns:w16se="http://schemas.microsoft.com/office/word/2015/wordml/symex" mc:Ignorable="w14 w15 w16se w16cid w16 w16cex w16sdtdh w16du">
+<w:styles xmlns:mc="http://schemas.openxmlformats.org/markup-compatibility/2006" xmlns:r="http://schemas.openxmlformats.org/officeDocument/2006/relationships" xmlns:w="http://schemas.openxmlformats.org/wordprocessingml/2006/main" xmlns:w14="http://schemas.microsoft.com/office/word/2010/wordml" xmlns:w15="http://schemas.microsoft.com/office/word/2012/wordml" xmlns:w16cex="http://schemas.microsoft.com/office/word/2018/wordml/cex" xmlns:w16cid="http://schemas.microsoft.com/office/word/2016/wordml/cid" xmlns:w16="http://schemas.microsoft.com/office/word/2018/wordml" xmlns:w16du="http://schemas.microsoft.com/office/word/2023/wordml/word16du" xmlns:w16sdtdh="http://schemas.microsoft.com/office/word/2020/wordml/sdtdatahash" xmlns:w16sdtfl="http://schemas.microsoft.com/office/word/2024/wordml/sdtformatlock" xmlns:w16se="http://schemas.microsoft.com/office/word/2015/wordml/symex" mc:Ignorable="w14 w15 w16se w16cid w16 w16cex w16sdtdh w16sdtfl w16du">
   <w:docDefaults>
     <w:rPrDefault>
       <w:rPr>
@@ -3311,7 +3458,6 @@
   <w:style w:type="paragraph" w:default="1" w:styleId="Normal">
     <w:name w:val="Normal"/>
     <w:qFormat/>
-    <w:rsid w:val="004C278F"/>
   </w:style>
   <w:style w:type="paragraph" w:styleId="Heading1">
     <w:name w:val="heading 1"/>
@@ -3320,7 +3466,7 @@
     <w:link w:val="Heading1Char"/>
     <w:uiPriority w:val="9"/>
     <w:qFormat/>
-    <w:rsid w:val="004C278F"/>
+    <w:rsid w:val="006A5A9F"/>
     <w:pPr>
       <w:keepNext/>
       <w:keepLines/>
@@ -3343,7 +3489,7 @@
     <w:semiHidden/>
     <w:unhideWhenUsed/>
     <w:qFormat/>
-    <w:rsid w:val="004C278F"/>
+    <w:rsid w:val="006A5A9F"/>
     <w:pPr>
       <w:keepNext/>
       <w:keepLines/>
@@ -3366,7 +3512,7 @@
     <w:semiHidden/>
     <w:unhideWhenUsed/>
     <w:qFormat/>
-    <w:rsid w:val="004C278F"/>
+    <w:rsid w:val="006A5A9F"/>
     <w:pPr>
       <w:keepNext/>
       <w:keepLines/>
@@ -3389,7 +3535,7 @@
     <w:semiHidden/>
     <w:unhideWhenUsed/>
     <w:qFormat/>
-    <w:rsid w:val="004C278F"/>
+    <w:rsid w:val="006A5A9F"/>
     <w:pPr>
       <w:keepNext/>
       <w:keepLines/>
@@ -3412,7 +3558,7 @@
     <w:semiHidden/>
     <w:unhideWhenUsed/>
     <w:qFormat/>
-    <w:rsid w:val="004C278F"/>
+    <w:rsid w:val="006A5A9F"/>
     <w:pPr>
       <w:keepNext/>
       <w:keepLines/>
@@ -3433,7 +3579,7 @@
     <w:semiHidden/>
     <w:unhideWhenUsed/>
     <w:qFormat/>
-    <w:rsid w:val="004C278F"/>
+    <w:rsid w:val="006A5A9F"/>
     <w:pPr>
       <w:keepNext/>
       <w:keepLines/>
@@ -3456,7 +3602,7 @@
     <w:semiHidden/>
     <w:unhideWhenUsed/>
     <w:qFormat/>
-    <w:rsid w:val="004C278F"/>
+    <w:rsid w:val="006A5A9F"/>
     <w:pPr>
       <w:keepNext/>
       <w:keepLines/>
@@ -3477,7 +3623,7 @@
     <w:semiHidden/>
     <w:unhideWhenUsed/>
     <w:qFormat/>
-    <w:rsid w:val="004C278F"/>
+    <w:rsid w:val="006A5A9F"/>
     <w:pPr>
       <w:keepNext/>
       <w:keepLines/>
@@ -3499,7 +3645,7 @@
     <w:semiHidden/>
     <w:unhideWhenUsed/>
     <w:qFormat/>
-    <w:rsid w:val="004C278F"/>
+    <w:rsid w:val="006A5A9F"/>
     <w:pPr>
       <w:keepNext/>
       <w:keepLines/>
@@ -3669,7 +3815,7 @@
     <w:basedOn w:val="DefaultParagraphFont"/>
     <w:link w:val="Heading1"/>
     <w:uiPriority w:val="9"/>
-    <w:rsid w:val="004C278F"/>
+    <w:rsid w:val="006A5A9F"/>
     <w:rPr>
       <w:rFonts w:asciiTheme="majorHAnsi" w:eastAsiaTheme="majorEastAsia" w:hAnsiTheme="majorHAnsi" w:cstheme="majorBidi"/>
       <w:color w:val="0F4761" w:themeColor="accent1" w:themeShade="BF"/>
@@ -3683,7 +3829,7 @@
     <w:link w:val="Heading2"/>
     <w:uiPriority w:val="9"/>
     <w:semiHidden/>
-    <w:rsid w:val="004C278F"/>
+    <w:rsid w:val="006A5A9F"/>
     <w:rPr>
       <w:rFonts w:asciiTheme="majorHAnsi" w:eastAsiaTheme="majorEastAsia" w:hAnsiTheme="majorHAnsi" w:cstheme="majorBidi"/>
       <w:color w:val="0F4761" w:themeColor="accent1" w:themeShade="BF"/>
@@ -3697,7 +3843,7 @@
     <w:link w:val="Heading3"/>
     <w:uiPriority w:val="9"/>
     <w:semiHidden/>
-    <w:rsid w:val="004C278F"/>
+    <w:rsid w:val="006A5A9F"/>
     <w:rPr>
       <w:rFonts w:eastAsiaTheme="majorEastAsia" w:cstheme="majorBidi"/>
       <w:color w:val="0F4761" w:themeColor="accent1" w:themeShade="BF"/>
@@ -3711,7 +3857,7 @@
     <w:link w:val="Heading4"/>
     <w:uiPriority w:val="9"/>
     <w:semiHidden/>
-    <w:rsid w:val="004C278F"/>
+    <w:rsid w:val="006A5A9F"/>
     <w:rPr>
       <w:rFonts w:eastAsiaTheme="majorEastAsia" w:cstheme="majorBidi"/>
       <w:i/>
@@ -3725,7 +3871,7 @@
     <w:link w:val="Heading5"/>
     <w:uiPriority w:val="9"/>
     <w:semiHidden/>
-    <w:rsid w:val="004C278F"/>
+    <w:rsid w:val="006A5A9F"/>
     <w:rPr>
       <w:rFonts w:eastAsiaTheme="majorEastAsia" w:cstheme="majorBidi"/>
       <w:color w:val="0F4761" w:themeColor="accent1" w:themeShade="BF"/>
@@ -3737,7 +3883,7 @@
     <w:link w:val="Heading6"/>
     <w:uiPriority w:val="9"/>
     <w:semiHidden/>
-    <w:rsid w:val="004C278F"/>
+    <w:rsid w:val="006A5A9F"/>
     <w:rPr>
       <w:rFonts w:eastAsiaTheme="majorEastAsia" w:cstheme="majorBidi"/>
       <w:i/>
@@ -3751,7 +3897,7 @@
     <w:link w:val="Heading7"/>
     <w:uiPriority w:val="9"/>
     <w:semiHidden/>
-    <w:rsid w:val="004C278F"/>
+    <w:rsid w:val="006A5A9F"/>
     <w:rPr>
       <w:rFonts w:eastAsiaTheme="majorEastAsia" w:cstheme="majorBidi"/>
       <w:color w:val="595959" w:themeColor="text1" w:themeTint="A6"/>
@@ -3763,7 +3909,7 @@
     <w:link w:val="Heading8"/>
     <w:uiPriority w:val="9"/>
     <w:semiHidden/>
-    <w:rsid w:val="004C278F"/>
+    <w:rsid w:val="006A5A9F"/>
     <w:rPr>
       <w:rFonts w:eastAsiaTheme="majorEastAsia" w:cstheme="majorBidi"/>
       <w:i/>
@@ -3777,7 +3923,7 @@
     <w:link w:val="Heading9"/>
     <w:uiPriority w:val="9"/>
     <w:semiHidden/>
-    <w:rsid w:val="004C278F"/>
+    <w:rsid w:val="006A5A9F"/>
     <w:rPr>
       <w:rFonts w:eastAsiaTheme="majorEastAsia" w:cstheme="majorBidi"/>
       <w:color w:val="272727" w:themeColor="text1" w:themeTint="D8"/>
@@ -3790,7 +3936,7 @@
     <w:link w:val="TitleChar"/>
     <w:uiPriority w:val="10"/>
     <w:qFormat/>
-    <w:rsid w:val="004C278F"/>
+    <w:rsid w:val="006A5A9F"/>
     <w:pPr>
       <w:spacing w:after="80"/>
       <w:contextualSpacing/>
@@ -3808,7 +3954,7 @@
     <w:basedOn w:val="DefaultParagraphFont"/>
     <w:link w:val="Title"/>
     <w:uiPriority w:val="10"/>
-    <w:rsid w:val="004C278F"/>
+    <w:rsid w:val="006A5A9F"/>
     <w:rPr>
       <w:rFonts w:asciiTheme="majorHAnsi" w:eastAsiaTheme="majorEastAsia" w:hAnsiTheme="majorHAnsi" w:cstheme="majorBidi"/>
       <w:spacing w:val="-10"/>
@@ -3824,7 +3970,7 @@
     <w:link w:val="SubtitleChar"/>
     <w:uiPriority w:val="11"/>
     <w:qFormat/>
-    <w:rsid w:val="004C278F"/>
+    <w:rsid w:val="006A5A9F"/>
     <w:pPr>
       <w:numPr>
         <w:ilvl w:val="1"/>
@@ -3844,7 +3990,7 @@
     <w:basedOn w:val="DefaultParagraphFont"/>
     <w:link w:val="Subtitle"/>
     <w:uiPriority w:val="11"/>
-    <w:rsid w:val="004C278F"/>
+    <w:rsid w:val="006A5A9F"/>
     <w:rPr>
       <w:rFonts w:eastAsiaTheme="majorEastAsia" w:cstheme="majorBidi"/>
       <w:color w:val="595959" w:themeColor="text1" w:themeTint="A6"/>
@@ -3860,7 +4006,7 @@
     <w:link w:val="QuoteChar"/>
     <w:uiPriority w:val="29"/>
     <w:qFormat/>
-    <w:rsid w:val="004C278F"/>
+    <w:rsid w:val="006A5A9F"/>
     <w:pPr>
       <w:spacing w:before="160" w:after="160"/>
       <w:jc w:val="center"/>
@@ -3876,7 +4022,7 @@
     <w:basedOn w:val="DefaultParagraphFont"/>
     <w:link w:val="Quote"/>
     <w:uiPriority w:val="29"/>
-    <w:rsid w:val="004C278F"/>
+    <w:rsid w:val="006A5A9F"/>
     <w:rPr>
       <w:i/>
       <w:iCs/>
@@ -3888,7 +4034,7 @@
     <w:basedOn w:val="Normal"/>
     <w:uiPriority w:val="34"/>
     <w:qFormat/>
-    <w:rsid w:val="004C278F"/>
+    <w:rsid w:val="006A5A9F"/>
     <w:pPr>
       <w:ind w:left="720"/>
       <w:contextualSpacing/>
@@ -3899,7 +4045,7 @@
     <w:basedOn w:val="DefaultParagraphFont"/>
     <w:uiPriority w:val="21"/>
     <w:qFormat/>
-    <w:rsid w:val="004C278F"/>
+    <w:rsid w:val="006A5A9F"/>
     <w:rPr>
       <w:i/>
       <w:iCs/>
@@ -3913,7 +4059,7 @@
     <w:link w:val="IntenseQuoteChar"/>
     <w:uiPriority w:val="30"/>
     <w:qFormat/>
-    <w:rsid w:val="004C278F"/>
+    <w:rsid w:val="006A5A9F"/>
     <w:pPr>
       <w:pBdr>
         <w:top w:val="single" w:sz="4" w:space="10" w:color="0F4761" w:themeColor="accent1" w:themeShade="BF"/>
@@ -3934,7 +4080,7 @@
     <w:basedOn w:val="DefaultParagraphFont"/>
     <w:link w:val="IntenseQuote"/>
     <w:uiPriority w:val="30"/>
-    <w:rsid w:val="004C278F"/>
+    <w:rsid w:val="006A5A9F"/>
     <w:rPr>
       <w:i/>
       <w:iCs/>
@@ -3946,7 +4092,7 @@
     <w:basedOn w:val="DefaultParagraphFont"/>
     <w:uiPriority w:val="32"/>
     <w:qFormat/>
-    <w:rsid w:val="004C278F"/>
+    <w:rsid w:val="006A5A9F"/>
     <w:rPr>
       <w:b/>
       <w:bCs/>
@@ -4251,4 +4397,16 @@
     </a:ext>
   </a:extLst>
 </a:theme>
+</file>
+
+<file path=customXml/item1.xml><?xml version="1.0" encoding="utf-8"?>
+<b:Sources xmlns:b="http://schemas.openxmlformats.org/officeDocument/2006/bibliography" xmlns="http://schemas.openxmlformats.org/officeDocument/2006/bibliography" SelectedStyle="/APASixthEditionOfficeOnline.xsl" StyleName="APA" Version="6"/>
+</file>
+
+<file path=customXml/itemProps1.xml><?xml version="1.0" encoding="utf-8"?>
+<ds:datastoreItem xmlns:ds="http://schemas.openxmlformats.org/officeDocument/2006/customXml" ds:itemID="{2C8848F1-298D-B043-B858-936A0F17123D}">
+  <ds:schemaRefs>
+    <ds:schemaRef ds:uri="http://schemas.openxmlformats.org/officeDocument/2006/bibliography"/>
+  </ds:schemaRefs>
+</ds:datastoreItem>
 </file>